--- a/Gestor_de_Inventarios/tarifarios/Tarifario_Camisas_2026.docx
+++ b/Gestor_de_Inventarios/tarifarios/Tarifario_Camisas_2026.docx
@@ -43,7 +43,7 @@
                 <w:color w:val="FFFFFF"/>
                 <w:sz w:val="40"/>
               </w:rPr>
-              <w:t>CAMISAS</w:t>
+              <w:t>CAMISAS Y PLAYERAS MANGA CORTA</w:t>
             </w:r>
           </w:p>
         </w:tc>
@@ -68,7 +68,7 @@
                 <w:color w:val="9DC3E6"/>
                 <w:sz w:val="18"/>
               </w:rPr>
-              <w:t>Actualizado: Abril 2026</w:t>
+              <w:t>Actualizado: Julio 2026 · precios del sistema</w:t>
             </w:r>
           </w:p>
         </w:tc>
@@ -77,6 +77,56 @@
     <w:p>
       <w:pPr>
         <w:spacing w:before="0" w:after="120"/>
+      </w:pPr>
+    </w:p>
+    <w:tbl>
+      <w:tblPr>
+        <w:tblW w:type="auto" w:w="0"/>
+        <w:tblLook w:firstColumn="1" w:firstRow="1" w:lastColumn="0" w:lastRow="0" w:noHBand="0" w:noVBand="1" w:val="04A0"/>
+        <w:tblBorders>
+          <w:top w:val="none"/>
+          <w:left w:val="none"/>
+          <w:bottom w:val="none"/>
+          <w:right w:val="none"/>
+          <w:insideH w:val="none"/>
+          <w:insideV w:val="none"/>
+        </w:tblBorders>
+      </w:tblPr>
+      <w:tblGrid>
+        <w:gridCol w:w="15364"/>
+      </w:tblGrid>
+      <w:tr>
+        <w:tc>
+          <w:tcPr>
+            <w:tcW w:type="dxa" w:w="15364"/>
+            <w:shd w:val="clear" w:color="auto" w:fill="2E6FBF"/>
+            <w:tcMar>
+              <w:top w:w="80" w:type="dxa"/>
+              <w:bottom w:w="80" w:type="dxa"/>
+              <w:left w:w="180" w:type="dxa"/>
+              <w:right w:w="180" w:type="dxa"/>
+            </w:tcMar>
+          </w:tcPr>
+          <w:p>
+            <w:pPr>
+              <w:spacing w:before="0" w:after="0"/>
+              <w:jc w:val="left"/>
+            </w:pPr>
+            <w:r>
+              <w:rPr>
+                <w:b/>
+                <w:color w:val="FFFFFF"/>
+                <w:sz w:val="22"/>
+              </w:rPr>
+              <w:t>Precios generales</w:t>
+            </w:r>
+          </w:p>
+        </w:tc>
+      </w:tr>
+    </w:tbl>
+    <w:p>
+      <w:pPr>
+        <w:spacing w:before="0" w:after="40"/>
       </w:pPr>
     </w:p>
     <w:tbl>
@@ -94,15 +144,14 @@
         </w:tblBorders>
       </w:tblPr>
       <w:tblGrid>
-        <w:gridCol w:w="3841"/>
-        <w:gridCol w:w="3841"/>
-        <w:gridCol w:w="3841"/>
-        <w:gridCol w:w="3841"/>
+        <w:gridCol w:w="5121"/>
+        <w:gridCol w:w="5121"/>
+        <w:gridCol w:w="5121"/>
       </w:tblGrid>
       <w:tr>
         <w:tc>
           <w:tcPr>
-            <w:tcW w:type="dxa" w:w="3841"/>
+            <w:tcW w:type="dxa" w:w="5121"/>
             <w:tcMar>
               <w:top w:w="0" w:type="dxa"/>
               <w:bottom w:w="0" w:type="dxa"/>
@@ -125,12 +174,12 @@
               </w:tblBorders>
             </w:tblPr>
             <w:tblGrid>
-              <w:gridCol w:w="3841"/>
+              <w:gridCol w:w="5121"/>
             </w:tblGrid>
             <w:tr>
               <w:tc>
                 <w:tcPr>
-                  <w:tcW w:type="dxa" w:w="3841"/>
+                  <w:tcW w:type="dxa" w:w="5121"/>
                   <w:shd w:val="clear" w:color="auto" w:fill="2E6FBF"/>
                   <w:tcMar>
                     <w:top w:w="70" w:type="dxa"/>
@@ -150,7 +199,7 @@
                       <w:color w:val="FFFFFF"/>
                       <w:sz w:val="20"/>
                     </w:rPr>
-                    <w:t>Básica Manga Corta Blanca</w:t>
+                    <w:t>Manga Corta Blanca</w:t>
                   </w:r>
                 </w:p>
               </w:tc>
@@ -164,13 +213,13 @@
               <w:tblLook w:firstColumn="1" w:firstRow="1" w:lastColumn="0" w:lastRow="0" w:noHBand="0" w:noVBand="1" w:val="04A0"/>
             </w:tblPr>
             <w:tblGrid>
-              <w:gridCol w:w="1920"/>
-              <w:gridCol w:w="1920"/>
+              <w:gridCol w:w="2560"/>
+              <w:gridCol w:w="2560"/>
             </w:tblGrid>
             <w:tr>
               <w:tc>
                 <w:tcPr>
-                  <w:tcW w:type="dxa" w:w="1920"/>
+                  <w:tcW w:type="dxa" w:w="2560"/>
                   <w:shd w:val="clear" w:color="auto" w:fill="D6E8F7"/>
                   <w:tcMar>
                     <w:top w:w="50" w:type="dxa"/>
@@ -196,7 +245,7 @@
               </w:tc>
               <w:tc>
                 <w:tcPr>
-                  <w:tcW w:type="dxa" w:w="1920"/>
+                  <w:tcW w:type="dxa" w:w="2560"/>
                   <w:shd w:val="clear" w:color="auto" w:fill="D6E8F7"/>
                   <w:tcMar>
                     <w:top w:w="50" w:type="dxa"/>
@@ -224,7 +273,7 @@
             <w:tr>
               <w:tc>
                 <w:tcPr>
-                  <w:tcW w:type="dxa" w:w="1920"/>
+                  <w:tcW w:type="dxa" w:w="2560"/>
                   <w:shd w:val="clear" w:color="auto" w:fill="FFFFFF"/>
                   <w:tcMar>
                     <w:top w:w="48" w:type="dxa"/>
@@ -250,7 +299,7 @@
               </w:tc>
               <w:tc>
                 <w:tcPr>
-                  <w:tcW w:type="dxa" w:w="1920"/>
+                  <w:tcW w:type="dxa" w:w="2560"/>
                   <w:shd w:val="clear" w:color="auto" w:fill="FFFFFF"/>
                   <w:tcMar>
                     <w:top w:w="48" w:type="dxa"/>
@@ -278,7 +327,7 @@
             <w:tr>
               <w:tc>
                 <w:tcPr>
-                  <w:tcW w:type="dxa" w:w="1920"/>
+                  <w:tcW w:type="dxa" w:w="2560"/>
                   <w:shd w:val="clear" w:color="auto" w:fill="EDF4FC"/>
                   <w:tcMar>
                     <w:top w:w="48" w:type="dxa"/>
@@ -304,7 +353,7 @@
               </w:tc>
               <w:tc>
                 <w:tcPr>
-                  <w:tcW w:type="dxa" w:w="1920"/>
+                  <w:tcW w:type="dxa" w:w="2560"/>
                   <w:shd w:val="clear" w:color="auto" w:fill="EDF4FC"/>
                   <w:tcMar>
                     <w:top w:w="48" w:type="dxa"/>
@@ -332,7 +381,7 @@
             <w:tr>
               <w:tc>
                 <w:tcPr>
-                  <w:tcW w:type="dxa" w:w="1920"/>
+                  <w:tcW w:type="dxa" w:w="2560"/>
                   <w:shd w:val="clear" w:color="auto" w:fill="FFFFFF"/>
                   <w:tcMar>
                     <w:top w:w="48" w:type="dxa"/>
@@ -358,7 +407,7 @@
               </w:tc>
               <w:tc>
                 <w:tcPr>
-                  <w:tcW w:type="dxa" w:w="1920"/>
+                  <w:tcW w:type="dxa" w:w="2560"/>
                   <w:shd w:val="clear" w:color="auto" w:fill="FFFFFF"/>
                   <w:tcMar>
                     <w:top w:w="48" w:type="dxa"/>
@@ -386,7 +435,7 @@
             <w:tr>
               <w:tc>
                 <w:tcPr>
-                  <w:tcW w:type="dxa" w:w="1920"/>
+                  <w:tcW w:type="dxa" w:w="2560"/>
                   <w:shd w:val="clear" w:color="auto" w:fill="EDF4FC"/>
                   <w:tcMar>
                     <w:top w:w="48" w:type="dxa"/>
@@ -412,7 +461,7 @@
               </w:tc>
               <w:tc>
                 <w:tcPr>
-                  <w:tcW w:type="dxa" w:w="1920"/>
+                  <w:tcW w:type="dxa" w:w="2560"/>
                   <w:shd w:val="clear" w:color="auto" w:fill="EDF4FC"/>
                   <w:tcMar>
                     <w:top w:w="48" w:type="dxa"/>
@@ -440,7 +489,7 @@
             <w:tr>
               <w:tc>
                 <w:tcPr>
-                  <w:tcW w:type="dxa" w:w="1920"/>
+                  <w:tcW w:type="dxa" w:w="2560"/>
                   <w:shd w:val="clear" w:color="auto" w:fill="FFFFFF"/>
                   <w:tcMar>
                     <w:top w:w="48" w:type="dxa"/>
@@ -466,7 +515,7 @@
               </w:tc>
               <w:tc>
                 <w:tcPr>
-                  <w:tcW w:type="dxa" w:w="1920"/>
+                  <w:tcW w:type="dxa" w:w="2560"/>
                   <w:shd w:val="clear" w:color="auto" w:fill="FFFFFF"/>
                   <w:tcMar>
                     <w:top w:w="48" w:type="dxa"/>
@@ -494,7 +543,7 @@
             <w:tr>
               <w:tc>
                 <w:tcPr>
-                  <w:tcW w:type="dxa" w:w="1920"/>
+                  <w:tcW w:type="dxa" w:w="2560"/>
                   <w:shd w:val="clear" w:color="auto" w:fill="EDF4FC"/>
                   <w:tcMar>
                     <w:top w:w="48" w:type="dxa"/>
@@ -520,7 +569,7 @@
               </w:tc>
               <w:tc>
                 <w:tcPr>
-                  <w:tcW w:type="dxa" w:w="1920"/>
+                  <w:tcW w:type="dxa" w:w="2560"/>
                   <w:shd w:val="clear" w:color="auto" w:fill="EDF4FC"/>
                   <w:tcMar>
                     <w:top w:w="48" w:type="dxa"/>
@@ -555,7 +604,7 @@
         </w:tc>
         <w:tc>
           <w:tcPr>
-            <w:tcW w:type="dxa" w:w="3841"/>
+            <w:tcW w:type="dxa" w:w="5121"/>
             <w:tcMar>
               <w:top w:w="0" w:type="dxa"/>
               <w:bottom w:w="0" w:type="dxa"/>
@@ -578,12 +627,12 @@
               </w:tblBorders>
             </w:tblPr>
             <w:tblGrid>
-              <w:gridCol w:w="3841"/>
+              <w:gridCol w:w="5121"/>
             </w:tblGrid>
             <w:tr>
               <w:tc>
                 <w:tcPr>
-                  <w:tcW w:type="dxa" w:w="3841"/>
+                  <w:tcW w:type="dxa" w:w="5121"/>
                   <w:shd w:val="clear" w:color="auto" w:fill="2E6FBF"/>
                   <w:tcMar>
                     <w:top w:w="70" w:type="dxa"/>
@@ -603,7 +652,7 @@
                       <w:color w:val="FFFFFF"/>
                       <w:sz w:val="20"/>
                     </w:rPr>
-                    <w:t>Prowear Manga Corta Blanca</w:t>
+                    <w:t>Prowear Manga Corta</w:t>
                   </w:r>
                 </w:p>
               </w:tc>
@@ -617,13 +666,13 @@
               <w:tblLook w:firstColumn="1" w:firstRow="1" w:lastColumn="0" w:lastRow="0" w:noHBand="0" w:noVBand="1" w:val="04A0"/>
             </w:tblPr>
             <w:tblGrid>
-              <w:gridCol w:w="1920"/>
-              <w:gridCol w:w="1920"/>
+              <w:gridCol w:w="2560"/>
+              <w:gridCol w:w="2560"/>
             </w:tblGrid>
             <w:tr>
               <w:tc>
                 <w:tcPr>
-                  <w:tcW w:type="dxa" w:w="1920"/>
+                  <w:tcW w:type="dxa" w:w="2560"/>
                   <w:shd w:val="clear" w:color="auto" w:fill="D6E8F7"/>
                   <w:tcMar>
                     <w:top w:w="50" w:type="dxa"/>
@@ -649,7 +698,7 @@
               </w:tc>
               <w:tc>
                 <w:tcPr>
-                  <w:tcW w:type="dxa" w:w="1920"/>
+                  <w:tcW w:type="dxa" w:w="2560"/>
                   <w:shd w:val="clear" w:color="auto" w:fill="D6E8F7"/>
                   <w:tcMar>
                     <w:top w:w="50" w:type="dxa"/>
@@ -677,7 +726,7 @@
             <w:tr>
               <w:tc>
                 <w:tcPr>
-                  <w:tcW w:type="dxa" w:w="1920"/>
+                  <w:tcW w:type="dxa" w:w="2560"/>
                   <w:shd w:val="clear" w:color="auto" w:fill="FFFFFF"/>
                   <w:tcMar>
                     <w:top w:w="48" w:type="dxa"/>
@@ -703,7 +752,7 @@
               </w:tc>
               <w:tc>
                 <w:tcPr>
-                  <w:tcW w:type="dxa" w:w="1920"/>
+                  <w:tcW w:type="dxa" w:w="2560"/>
                   <w:shd w:val="clear" w:color="auto" w:fill="FFFFFF"/>
                   <w:tcMar>
                     <w:top w:w="48" w:type="dxa"/>
@@ -731,7 +780,7 @@
             <w:tr>
               <w:tc>
                 <w:tcPr>
-                  <w:tcW w:type="dxa" w:w="1920"/>
+                  <w:tcW w:type="dxa" w:w="2560"/>
                   <w:shd w:val="clear" w:color="auto" w:fill="EDF4FC"/>
                   <w:tcMar>
                     <w:top w:w="48" w:type="dxa"/>
@@ -757,7 +806,7 @@
               </w:tc>
               <w:tc>
                 <w:tcPr>
-                  <w:tcW w:type="dxa" w:w="1920"/>
+                  <w:tcW w:type="dxa" w:w="2560"/>
                   <w:shd w:val="clear" w:color="auto" w:fill="EDF4FC"/>
                   <w:tcMar>
                     <w:top w:w="48" w:type="dxa"/>
@@ -785,7 +834,7 @@
             <w:tr>
               <w:tc>
                 <w:tcPr>
-                  <w:tcW w:type="dxa" w:w="1920"/>
+                  <w:tcW w:type="dxa" w:w="2560"/>
                   <w:shd w:val="clear" w:color="auto" w:fill="FFFFFF"/>
                   <w:tcMar>
                     <w:top w:w="48" w:type="dxa"/>
@@ -811,7 +860,7 @@
               </w:tc>
               <w:tc>
                 <w:tcPr>
-                  <w:tcW w:type="dxa" w:w="1920"/>
+                  <w:tcW w:type="dxa" w:w="2560"/>
                   <w:shd w:val="clear" w:color="auto" w:fill="FFFFFF"/>
                   <w:tcMar>
                     <w:top w:w="48" w:type="dxa"/>
@@ -839,7 +888,7 @@
             <w:tr>
               <w:tc>
                 <w:tcPr>
-                  <w:tcW w:type="dxa" w:w="1920"/>
+                  <w:tcW w:type="dxa" w:w="2560"/>
                   <w:shd w:val="clear" w:color="auto" w:fill="EDF4FC"/>
                   <w:tcMar>
                     <w:top w:w="48" w:type="dxa"/>
@@ -859,13 +908,13 @@
                       <w:color w:val="1A1A2E"/>
                       <w:sz w:val="18"/>
                     </w:rPr>
-                    <w:t>28–38</w:t>
+                    <w:t>28, 30, 32, 34, 36, 38</w:t>
                   </w:r>
                 </w:p>
               </w:tc>
               <w:tc>
                 <w:tcPr>
-                  <w:tcW w:type="dxa" w:w="1920"/>
+                  <w:tcW w:type="dxa" w:w="2560"/>
                   <w:shd w:val="clear" w:color="auto" w:fill="EDF4FC"/>
                   <w:tcMar>
                     <w:top w:w="48" w:type="dxa"/>
@@ -893,7 +942,7 @@
             <w:tr>
               <w:tc>
                 <w:tcPr>
-                  <w:tcW w:type="dxa" w:w="1920"/>
+                  <w:tcW w:type="dxa" w:w="2560"/>
                   <w:shd w:val="clear" w:color="auto" w:fill="FFFFFF"/>
                   <w:tcMar>
                     <w:top w:w="48" w:type="dxa"/>
@@ -919,7 +968,7 @@
               </w:tc>
               <w:tc>
                 <w:tcPr>
-                  <w:tcW w:type="dxa" w:w="1920"/>
+                  <w:tcW w:type="dxa" w:w="2560"/>
                   <w:shd w:val="clear" w:color="auto" w:fill="FFFFFF"/>
                   <w:tcMar>
                     <w:top w:w="48" w:type="dxa"/>
@@ -954,7 +1003,7 @@
         </w:tc>
         <w:tc>
           <w:tcPr>
-            <w:tcW w:type="dxa" w:w="3841"/>
+            <w:tcW w:type="dxa" w:w="5121"/>
             <w:tcMar>
               <w:top w:w="0" w:type="dxa"/>
               <w:bottom w:w="0" w:type="dxa"/>
@@ -977,12 +1026,12 @@
               </w:tblBorders>
             </w:tblPr>
             <w:tblGrid>
-              <w:gridCol w:w="3841"/>
+              <w:gridCol w:w="5121"/>
             </w:tblGrid>
             <w:tr>
               <w:tc>
                 <w:tcPr>
-                  <w:tcW w:type="dxa" w:w="3841"/>
+                  <w:tcW w:type="dxa" w:w="5121"/>
                   <w:shd w:val="clear" w:color="auto" w:fill="2E6FBF"/>
                   <w:tcMar>
                     <w:top w:w="70" w:type="dxa"/>
@@ -1002,7 +1051,7 @@
                       <w:color w:val="FFFFFF"/>
                       <w:sz w:val="20"/>
                     </w:rPr>
-                    <w:t>Manga Larga H Blanca</w:t>
+                    <w:t>Playera Polo Blanca</w:t>
                   </w:r>
                 </w:p>
               </w:tc>
@@ -1016,13 +1065,13 @@
               <w:tblLook w:firstColumn="1" w:firstRow="1" w:lastColumn="0" w:lastRow="0" w:noHBand="0" w:noVBand="1" w:val="04A0"/>
             </w:tblPr>
             <w:tblGrid>
-              <w:gridCol w:w="1920"/>
-              <w:gridCol w:w="1920"/>
+              <w:gridCol w:w="2560"/>
+              <w:gridCol w:w="2560"/>
             </w:tblGrid>
             <w:tr>
               <w:tc>
                 <w:tcPr>
-                  <w:tcW w:type="dxa" w:w="1920"/>
+                  <w:tcW w:type="dxa" w:w="2560"/>
                   <w:shd w:val="clear" w:color="auto" w:fill="D6E8F7"/>
                   <w:tcMar>
                     <w:top w:w="50" w:type="dxa"/>
@@ -1048,7 +1097,7 @@
               </w:tc>
               <w:tc>
                 <w:tcPr>
-                  <w:tcW w:type="dxa" w:w="1920"/>
+                  <w:tcW w:type="dxa" w:w="2560"/>
                   <w:shd w:val="clear" w:color="auto" w:fill="D6E8F7"/>
                   <w:tcMar>
                     <w:top w:w="50" w:type="dxa"/>
@@ -1076,7 +1125,7 @@
             <w:tr>
               <w:tc>
                 <w:tcPr>
-                  <w:tcW w:type="dxa" w:w="1920"/>
+                  <w:tcW w:type="dxa" w:w="2560"/>
                   <w:shd w:val="clear" w:color="auto" w:fill="FFFFFF"/>
                   <w:tcMar>
                     <w:top w:w="48" w:type="dxa"/>
@@ -1102,7 +1151,7 @@
               </w:tc>
               <w:tc>
                 <w:tcPr>
-                  <w:tcW w:type="dxa" w:w="1920"/>
+                  <w:tcW w:type="dxa" w:w="2560"/>
                   <w:shd w:val="clear" w:color="auto" w:fill="FFFFFF"/>
                   <w:tcMar>
                     <w:top w:w="48" w:type="dxa"/>
@@ -1122,7 +1171,7 @@
                       <w:color w:val="1E3A6E"/>
                       <w:sz w:val="18"/>
                     </w:rPr>
-                    <w:t>$199</w:t>
+                    <w:t>$135</w:t>
                   </w:r>
                 </w:p>
               </w:tc>
@@ -1130,7 +1179,7 @@
             <w:tr>
               <w:tc>
                 <w:tcPr>
-                  <w:tcW w:type="dxa" w:w="1920"/>
+                  <w:tcW w:type="dxa" w:w="2560"/>
                   <w:shd w:val="clear" w:color="auto" w:fill="EDF4FC"/>
                   <w:tcMar>
                     <w:top w:w="48" w:type="dxa"/>
@@ -1150,13 +1199,13 @@
                       <w:color w:val="1A1A2E"/>
                       <w:sz w:val="18"/>
                     </w:rPr>
-                    <w:t>10–18</w:t>
+                    <w:t>10, 12</w:t>
                   </w:r>
                 </w:p>
               </w:tc>
               <w:tc>
                 <w:tcPr>
-                  <w:tcW w:type="dxa" w:w="1920"/>
+                  <w:tcW w:type="dxa" w:w="2560"/>
                   <w:shd w:val="clear" w:color="auto" w:fill="EDF4FC"/>
                   <w:tcMar>
                     <w:top w:w="48" w:type="dxa"/>
@@ -1176,7 +1225,7 @@
                       <w:color w:val="1E3A6E"/>
                       <w:sz w:val="18"/>
                     </w:rPr>
-                    <w:t>$219</w:t>
+                    <w:t>$145</w:t>
                   </w:r>
                 </w:p>
               </w:tc>
@@ -1184,7 +1233,7 @@
             <w:tr>
               <w:tc>
                 <w:tcPr>
-                  <w:tcW w:type="dxa" w:w="1920"/>
+                  <w:tcW w:type="dxa" w:w="2560"/>
                   <w:shd w:val="clear" w:color="auto" w:fill="FFFFFF"/>
                   <w:tcMar>
                     <w:top w:w="48" w:type="dxa"/>
@@ -1204,13 +1253,13 @@
                       <w:color w:val="1A1A2E"/>
                       <w:sz w:val="18"/>
                     </w:rPr>
-                    <w:t>32, 34</w:t>
+                    <w:t>14, 16, 18</w:t>
                   </w:r>
                 </w:p>
               </w:tc>
               <w:tc>
                 <w:tcPr>
-                  <w:tcW w:type="dxa" w:w="1920"/>
+                  <w:tcW w:type="dxa" w:w="2560"/>
                   <w:shd w:val="clear" w:color="auto" w:fill="FFFFFF"/>
                   <w:tcMar>
                     <w:top w:w="48" w:type="dxa"/>
@@ -1230,7 +1279,7 @@
                       <w:color w:val="1E3A6E"/>
                       <w:sz w:val="18"/>
                     </w:rPr>
-                    <w:t>$239</w:t>
+                    <w:t>$155</w:t>
                   </w:r>
                 </w:p>
               </w:tc>
@@ -1238,7 +1287,7 @@
             <w:tr>
               <w:tc>
                 <w:tcPr>
-                  <w:tcW w:type="dxa" w:w="1920"/>
+                  <w:tcW w:type="dxa" w:w="2560"/>
                   <w:shd w:val="clear" w:color="auto" w:fill="EDF4FC"/>
                   <w:tcMar>
                     <w:top w:w="48" w:type="dxa"/>
@@ -1258,13 +1307,13 @@
                       <w:color w:val="1A1A2E"/>
                       <w:sz w:val="18"/>
                     </w:rPr>
-                    <w:t>36, 38</w:t>
+                    <w:t>28, 30, 32, 34, 36, 38</w:t>
                   </w:r>
                 </w:p>
               </w:tc>
               <w:tc>
                 <w:tcPr>
-                  <w:tcW w:type="dxa" w:w="1920"/>
+                  <w:tcW w:type="dxa" w:w="2560"/>
                   <w:shd w:val="clear" w:color="auto" w:fill="EDF4FC"/>
                   <w:tcMar>
                     <w:top w:w="48" w:type="dxa"/>
@@ -1284,7 +1333,7 @@
                       <w:color w:val="1E3A6E"/>
                       <w:sz w:val="18"/>
                     </w:rPr>
-                    <w:t>$249</w:t>
+                    <w:t>$170</w:t>
                   </w:r>
                 </w:p>
               </w:tc>
@@ -1292,7 +1341,7 @@
             <w:tr>
               <w:tc>
                 <w:tcPr>
-                  <w:tcW w:type="dxa" w:w="1920"/>
+                  <w:tcW w:type="dxa" w:w="2560"/>
                   <w:shd w:val="clear" w:color="auto" w:fill="FFFFFF"/>
                   <w:tcMar>
                     <w:top w:w="48" w:type="dxa"/>
@@ -1312,13 +1361,13 @@
                       <w:color w:val="1A1A2E"/>
                       <w:sz w:val="18"/>
                     </w:rPr>
-                    <w:t>40, 42, 44, CH</w:t>
+                    <w:t>40, 42</w:t>
                   </w:r>
                 </w:p>
               </w:tc>
               <w:tc>
                 <w:tcPr>
-                  <w:tcW w:type="dxa" w:w="1920"/>
+                  <w:tcW w:type="dxa" w:w="2560"/>
                   <w:shd w:val="clear" w:color="auto" w:fill="FFFFFF"/>
                   <w:tcMar>
                     <w:top w:w="48" w:type="dxa"/>
@@ -1338,7 +1387,7 @@
                       <w:color w:val="1E3A6E"/>
                       <w:sz w:val="18"/>
                     </w:rPr>
-                    <w:t>$259</w:t>
+                    <w:t>$180</w:t>
                   </w:r>
                 </w:p>
               </w:tc>
@@ -1346,7 +1395,7 @@
             <w:tr>
               <w:tc>
                 <w:tcPr>
-                  <w:tcW w:type="dxa" w:w="1920"/>
+                  <w:tcW w:type="dxa" w:w="2560"/>
                   <w:shd w:val="clear" w:color="auto" w:fill="EDF4FC"/>
                   <w:tcMar>
                     <w:top w:w="48" w:type="dxa"/>
@@ -1366,13 +1415,13 @@
                       <w:color w:val="1A1A2E"/>
                       <w:sz w:val="18"/>
                     </w:rPr>
-                    <w:t>MD</w:t>
+                    <w:t>CH, MD</w:t>
                   </w:r>
                 </w:p>
               </w:tc>
               <w:tc>
                 <w:tcPr>
-                  <w:tcW w:type="dxa" w:w="1920"/>
+                  <w:tcW w:type="dxa" w:w="2560"/>
                   <w:shd w:val="clear" w:color="auto" w:fill="EDF4FC"/>
                   <w:tcMar>
                     <w:top w:w="48" w:type="dxa"/>
@@ -1392,7 +1441,7 @@
                       <w:color w:val="1E3A6E"/>
                       <w:sz w:val="18"/>
                     </w:rPr>
-                    <w:t>$269</w:t>
+                    <w:t>$185</w:t>
                   </w:r>
                 </w:p>
               </w:tc>
@@ -1400,7 +1449,7 @@
             <w:tr>
               <w:tc>
                 <w:tcPr>
-                  <w:tcW w:type="dxa" w:w="1920"/>
+                  <w:tcW w:type="dxa" w:w="2560"/>
                   <w:shd w:val="clear" w:color="auto" w:fill="FFFFFF"/>
                   <w:tcMar>
                     <w:top w:w="48" w:type="dxa"/>
@@ -1420,13 +1469,13 @@
                       <w:color w:val="1A1A2E"/>
                       <w:sz w:val="18"/>
                     </w:rPr>
-                    <w:t>GD</w:t>
+                    <w:t>GD, EXG</w:t>
                   </w:r>
                 </w:p>
               </w:tc>
               <w:tc>
                 <w:tcPr>
-                  <w:tcW w:type="dxa" w:w="1920"/>
+                  <w:tcW w:type="dxa" w:w="2560"/>
                   <w:shd w:val="clear" w:color="auto" w:fill="FFFFFF"/>
                   <w:tcMar>
                     <w:top w:w="48" w:type="dxa"/>
@@ -1446,61 +1495,7 @@
                       <w:color w:val="1E3A6E"/>
                       <w:sz w:val="18"/>
                     </w:rPr>
-                    <w:t>$279</w:t>
-                  </w:r>
-                </w:p>
-              </w:tc>
-            </w:tr>
-            <w:tr>
-              <w:tc>
-                <w:tcPr>
-                  <w:tcW w:type="dxa" w:w="1920"/>
-                  <w:shd w:val="clear" w:color="auto" w:fill="EDF4FC"/>
-                  <w:tcMar>
-                    <w:top w:w="48" w:type="dxa"/>
-                    <w:bottom w:w="48" w:type="dxa"/>
-                    <w:left w:w="100" w:type="dxa"/>
-                    <w:right w:w="100" w:type="dxa"/>
-                  </w:tcMar>
-                </w:tcPr>
-                <w:p>
-                  <w:pPr>
-                    <w:spacing w:before="0" w:after="0"/>
-                    <w:jc w:val="left"/>
-                  </w:pPr>
-                  <w:r>
-                    <w:rPr>
-                      <w:b w:val="0"/>
-                      <w:color w:val="1A1A2E"/>
-                      <w:sz w:val="18"/>
-                    </w:rPr>
-                    <w:t>EXG</w:t>
-                  </w:r>
-                </w:p>
-              </w:tc>
-              <w:tc>
-                <w:tcPr>
-                  <w:tcW w:type="dxa" w:w="1920"/>
-                  <w:shd w:val="clear" w:color="auto" w:fill="EDF4FC"/>
-                  <w:tcMar>
-                    <w:top w:w="48" w:type="dxa"/>
-                    <w:bottom w:w="48" w:type="dxa"/>
-                    <w:left w:w="100" w:type="dxa"/>
-                    <w:right w:w="100" w:type="dxa"/>
-                  </w:tcMar>
-                </w:tcPr>
-                <w:p>
-                  <w:pPr>
-                    <w:spacing w:before="0" w:after="0"/>
-                    <w:jc w:val="right"/>
-                  </w:pPr>
-                  <w:r>
-                    <w:rPr>
-                      <w:b/>
-                      <w:color w:val="1E3A6E"/>
-                      <w:sz w:val="18"/>
-                    </w:rPr>
-                    <w:t>$289</w:t>
+                    <w:t>$195</w:t>
                   </w:r>
                 </w:p>
               </w:tc>
@@ -1513,9 +1508,86 @@
             </w:pPr>
           </w:p>
         </w:tc>
+      </w:tr>
+    </w:tbl>
+    <w:p>
+      <w:pPr>
+        <w:spacing w:before="0" w:after="120"/>
+      </w:pPr>
+    </w:p>
+    <w:tbl>
+      <w:tblPr>
+        <w:tblW w:type="auto" w:w="0"/>
+        <w:tblLook w:firstColumn="1" w:firstRow="1" w:lastColumn="0" w:lastRow="0" w:noHBand="0" w:noVBand="1" w:val="04A0"/>
+        <w:tblBorders>
+          <w:top w:val="none"/>
+          <w:left w:val="none"/>
+          <w:bottom w:val="none"/>
+          <w:right w:val="none"/>
+          <w:insideH w:val="none"/>
+          <w:insideV w:val="none"/>
+        </w:tblBorders>
+      </w:tblPr>
+      <w:tblGrid>
+        <w:gridCol w:w="15364"/>
+      </w:tblGrid>
+      <w:tr>
         <w:tc>
           <w:tcPr>
-            <w:tcW w:type="dxa" w:w="3841"/>
+            <w:tcW w:type="dxa" w:w="15364"/>
+            <w:shd w:val="clear" w:color="auto" w:fill="C05A00"/>
+            <w:tcMar>
+              <w:top w:w="80" w:type="dxa"/>
+              <w:bottom w:w="80" w:type="dxa"/>
+              <w:left w:w="180" w:type="dxa"/>
+              <w:right w:w="180" w:type="dxa"/>
+            </w:tcMar>
+          </w:tcPr>
+          <w:p>
+            <w:pPr>
+              <w:spacing w:before="0" w:after="0"/>
+              <w:jc w:val="left"/>
+            </w:pPr>
+            <w:r>
+              <w:rPr>
+                <w:b/>
+                <w:color w:val="FFFFFF"/>
+                <w:sz w:val="22"/>
+              </w:rPr>
+              <w:t>Oficial por nivel</w:t>
+            </w:r>
+          </w:p>
+        </w:tc>
+      </w:tr>
+    </w:tbl>
+    <w:p>
+      <w:pPr>
+        <w:spacing w:before="0" w:after="40"/>
+      </w:pPr>
+    </w:p>
+    <w:tbl>
+      <w:tblPr>
+        <w:tblW w:type="auto" w:w="0"/>
+        <w:tblLook w:firstColumn="1" w:firstRow="1" w:lastColumn="0" w:lastRow="0" w:noHBand="0" w:noVBand="1" w:val="04A0"/>
+        <w:jc w:val="center"/>
+        <w:tblBorders>
+          <w:top w:val="none"/>
+          <w:left w:val="none"/>
+          <w:bottom w:val="none"/>
+          <w:right w:val="none"/>
+          <w:insideH w:val="none"/>
+          <w:insideV w:val="none"/>
+        </w:tblBorders>
+      </w:tblPr>
+      <w:tblGrid>
+        <w:gridCol w:w="5121"/>
+        <w:gridCol w:w="5121"/>
+        <w:gridCol w:w="5121"/>
+      </w:tblGrid>
+      <w:tr>
+        <w:tc>
+          <w:tcPr>
+            <w:tcW w:type="dxa" w:w="5121"/>
             <w:tcMar>
               <w:top w:w="0" w:type="dxa"/>
               <w:bottom w:w="0" w:type="dxa"/>
@@ -1538,12 +1610,12 @@
               </w:tblBorders>
             </w:tblPr>
             <w:tblGrid>
-              <w:gridCol w:w="3841"/>
+              <w:gridCol w:w="5121"/>
             </w:tblGrid>
             <w:tr>
               <w:tc>
                 <w:tcPr>
-                  <w:tcW w:type="dxa" w:w="3841"/>
+                  <w:tcW w:type="dxa" w:w="5121"/>
                   <w:shd w:val="clear" w:color="auto" w:fill="2E6FBF"/>
                   <w:tcMar>
                     <w:top w:w="70" w:type="dxa"/>
@@ -1563,7 +1635,7 @@
                       <w:color w:val="FFFFFF"/>
                       <w:sz w:val="20"/>
                     </w:rPr>
-                    <w:t>Manga Larga M Blanca</w:t>
+                    <w:t>Oficial · Preescolar (Cuello Olán)</w:t>
                   </w:r>
                 </w:p>
               </w:tc>
@@ -1577,13 +1649,13 @@
               <w:tblLook w:firstColumn="1" w:firstRow="1" w:lastColumn="0" w:lastRow="0" w:noHBand="0" w:noVBand="1" w:val="04A0"/>
             </w:tblPr>
             <w:tblGrid>
-              <w:gridCol w:w="1920"/>
-              <w:gridCol w:w="1920"/>
+              <w:gridCol w:w="2560"/>
+              <w:gridCol w:w="2560"/>
             </w:tblGrid>
             <w:tr>
               <w:tc>
                 <w:tcPr>
-                  <w:tcW w:type="dxa" w:w="1920"/>
+                  <w:tcW w:type="dxa" w:w="2560"/>
                   <w:shd w:val="clear" w:color="auto" w:fill="D6E8F7"/>
                   <w:tcMar>
                     <w:top w:w="50" w:type="dxa"/>
@@ -1609,7 +1681,7 @@
               </w:tc>
               <w:tc>
                 <w:tcPr>
-                  <w:tcW w:type="dxa" w:w="1920"/>
+                  <w:tcW w:type="dxa" w:w="2560"/>
                   <w:shd w:val="clear" w:color="auto" w:fill="D6E8F7"/>
                   <w:tcMar>
                     <w:top w:w="50" w:type="dxa"/>
@@ -1637,7 +1709,7 @@
             <w:tr>
               <w:tc>
                 <w:tcPr>
-                  <w:tcW w:type="dxa" w:w="1920"/>
+                  <w:tcW w:type="dxa" w:w="2560"/>
                   <w:shd w:val="clear" w:color="auto" w:fill="FFFFFF"/>
                   <w:tcMar>
                     <w:top w:w="48" w:type="dxa"/>
@@ -1657,306 +1729,13 @@
                       <w:color w:val="1A1A2E"/>
                       <w:sz w:val="18"/>
                     </w:rPr>
-                    <w:t>30, CH</w:t>
+                    <w:t>2, 4, 6, 8, 10, 12, 14, 16, CH, MD, GD</w:t>
                   </w:r>
                 </w:p>
               </w:tc>
               <w:tc>
                 <w:tcPr>
-                  <w:tcW w:type="dxa" w:w="1920"/>
-                  <w:shd w:val="clear" w:color="auto" w:fill="FFFFFF"/>
-                  <w:tcMar>
-                    <w:top w:w="48" w:type="dxa"/>
-                    <w:bottom w:w="48" w:type="dxa"/>
-                    <w:left w:w="100" w:type="dxa"/>
-                    <w:right w:w="100" w:type="dxa"/>
-                  </w:tcMar>
-                </w:tcPr>
-                <w:p>
-                  <w:pPr>
-                    <w:spacing w:before="0" w:after="0"/>
-                    <w:jc w:val="right"/>
-                  </w:pPr>
-                  <w:r>
-                    <w:rPr>
-                      <w:b/>
-                      <w:color w:val="1E3A6E"/>
-                      <w:sz w:val="18"/>
-                    </w:rPr>
-                    <w:t>$269</w:t>
-                  </w:r>
-                </w:p>
-              </w:tc>
-            </w:tr>
-            <w:tr>
-              <w:tc>
-                <w:tcPr>
-                  <w:tcW w:type="dxa" w:w="1920"/>
-                  <w:shd w:val="clear" w:color="auto" w:fill="EDF4FC"/>
-                  <w:tcMar>
-                    <w:top w:w="48" w:type="dxa"/>
-                    <w:bottom w:w="48" w:type="dxa"/>
-                    <w:left w:w="100" w:type="dxa"/>
-                    <w:right w:w="100" w:type="dxa"/>
-                  </w:tcMar>
-                </w:tcPr>
-                <w:p>
-                  <w:pPr>
-                    <w:spacing w:before="0" w:after="0"/>
-                    <w:jc w:val="left"/>
-                  </w:pPr>
-                  <w:r>
-                    <w:rPr>
-                      <w:b w:val="0"/>
-                      <w:color w:val="1A1A2E"/>
-                      <w:sz w:val="18"/>
-                    </w:rPr>
-                    <w:t>MD, GD</w:t>
-                  </w:r>
-                </w:p>
-              </w:tc>
-              <w:tc>
-                <w:tcPr>
-                  <w:tcW w:type="dxa" w:w="1920"/>
-                  <w:shd w:val="clear" w:color="auto" w:fill="EDF4FC"/>
-                  <w:tcMar>
-                    <w:top w:w="48" w:type="dxa"/>
-                    <w:bottom w:w="48" w:type="dxa"/>
-                    <w:left w:w="100" w:type="dxa"/>
-                    <w:right w:w="100" w:type="dxa"/>
-                  </w:tcMar>
-                </w:tcPr>
-                <w:p>
-                  <w:pPr>
-                    <w:spacing w:before="0" w:after="0"/>
-                    <w:jc w:val="right"/>
-                  </w:pPr>
-                  <w:r>
-                    <w:rPr>
-                      <w:b/>
-                      <w:color w:val="1E3A6E"/>
-                      <w:sz w:val="18"/>
-                    </w:rPr>
-                    <w:t>$289</w:t>
-                  </w:r>
-                </w:p>
-              </w:tc>
-            </w:tr>
-            <w:tr>
-              <w:tc>
-                <w:tcPr>
-                  <w:tcW w:type="dxa" w:w="1920"/>
-                  <w:shd w:val="clear" w:color="auto" w:fill="FFFFFF"/>
-                  <w:tcMar>
-                    <w:top w:w="48" w:type="dxa"/>
-                    <w:bottom w:w="48" w:type="dxa"/>
-                    <w:left w:w="100" w:type="dxa"/>
-                    <w:right w:w="100" w:type="dxa"/>
-                  </w:tcMar>
-                </w:tcPr>
-                <w:p>
-                  <w:pPr>
-                    <w:spacing w:before="0" w:after="0"/>
-                    <w:jc w:val="left"/>
-                  </w:pPr>
-                  <w:r>
-                    <w:rPr>
-                      <w:b w:val="0"/>
-                      <w:color w:val="1A1A2E"/>
-                      <w:sz w:val="18"/>
-                    </w:rPr>
-                    <w:t>EXG</w:t>
-                  </w:r>
-                </w:p>
-              </w:tc>
-              <w:tc>
-                <w:tcPr>
-                  <w:tcW w:type="dxa" w:w="1920"/>
-                  <w:shd w:val="clear" w:color="auto" w:fill="FFFFFF"/>
-                  <w:tcMar>
-                    <w:top w:w="48" w:type="dxa"/>
-                    <w:bottom w:w="48" w:type="dxa"/>
-                    <w:left w:w="100" w:type="dxa"/>
-                    <w:right w:w="100" w:type="dxa"/>
-                  </w:tcMar>
-                </w:tcPr>
-                <w:p>
-                  <w:pPr>
-                    <w:spacing w:before="0" w:after="0"/>
-                    <w:jc w:val="right"/>
-                  </w:pPr>
-                  <w:r>
-                    <w:rPr>
-                      <w:b/>
-                      <w:color w:val="1E3A6E"/>
-                      <w:sz w:val="18"/>
-                    </w:rPr>
-                    <w:t>$309</w:t>
-                  </w:r>
-                </w:p>
-              </w:tc>
-            </w:tr>
-          </w:tbl>
-          <w:p/>
-          <w:p>
-            <w:pPr>
-              <w:spacing w:before="0" w:after="80"/>
-            </w:pPr>
-          </w:p>
-        </w:tc>
-      </w:tr>
-      <w:tr>
-        <w:tc>
-          <w:tcPr>
-            <w:tcW w:type="dxa" w:w="3841"/>
-            <w:tcMar>
-              <w:top w:w="0" w:type="dxa"/>
-              <w:bottom w:w="0" w:type="dxa"/>
-              <w:left w:w="60" w:type="dxa"/>
-              <w:right w:w="60" w:type="dxa"/>
-            </w:tcMar>
-          </w:tcPr>
-          <w:p/>
-          <w:tbl>
-            <w:tblPr>
-              <w:tblW w:type="auto" w:w="0"/>
-              <w:tblLook w:firstColumn="1" w:firstRow="1" w:lastColumn="0" w:lastRow="0" w:noHBand="0" w:noVBand="1" w:val="04A0"/>
-              <w:tblBorders>
-                <w:top w:val="none"/>
-                <w:left w:val="none"/>
-                <w:bottom w:val="none"/>
-                <w:right w:val="none"/>
-                <w:insideH w:val="none"/>
-                <w:insideV w:val="none"/>
-              </w:tblBorders>
-            </w:tblPr>
-            <w:tblGrid>
-              <w:gridCol w:w="3841"/>
-            </w:tblGrid>
-            <w:tr>
-              <w:tc>
-                <w:tcPr>
-                  <w:tcW w:type="dxa" w:w="3841"/>
-                  <w:shd w:val="clear" w:color="auto" w:fill="2E6FBF"/>
-                  <w:tcMar>
-                    <w:top w:w="70" w:type="dxa"/>
-                    <w:bottom w:w="70" w:type="dxa"/>
-                    <w:left w:w="140" w:type="dxa"/>
-                    <w:right w:w="140" w:type="dxa"/>
-                  </w:tcMar>
-                </w:tcPr>
-                <w:p>
-                  <w:pPr>
-                    <w:spacing w:before="0" w:after="0"/>
-                    <w:jc w:val="left"/>
-                  </w:pPr>
-                  <w:r>
-                    <w:rPr>
-                      <w:b/>
-                      <w:color w:val="FFFFFF"/>
-                      <w:sz w:val="20"/>
-                    </w:rPr>
-                    <w:t>Oficial Preescolar</w:t>
-                  </w:r>
-                </w:p>
-              </w:tc>
-            </w:tr>
-          </w:tbl>
-          <w:p/>
-          <w:tbl>
-            <w:tblPr>
-              <w:tblStyle w:val="TableGrid"/>
-              <w:tblW w:type="auto" w:w="0"/>
-              <w:tblLook w:firstColumn="1" w:firstRow="1" w:lastColumn="0" w:lastRow="0" w:noHBand="0" w:noVBand="1" w:val="04A0"/>
-            </w:tblPr>
-            <w:tblGrid>
-              <w:gridCol w:w="1920"/>
-              <w:gridCol w:w="1920"/>
-            </w:tblGrid>
-            <w:tr>
-              <w:tc>
-                <w:tcPr>
-                  <w:tcW w:type="dxa" w:w="1920"/>
-                  <w:shd w:val="clear" w:color="auto" w:fill="D6E8F7"/>
-                  <w:tcMar>
-                    <w:top w:w="50" w:type="dxa"/>
-                    <w:bottom w:w="50" w:type="dxa"/>
-                    <w:left w:w="100" w:type="dxa"/>
-                    <w:right w:w="100" w:type="dxa"/>
-                  </w:tcMar>
-                </w:tcPr>
-                <w:p>
-                  <w:pPr>
-                    <w:spacing w:before="0" w:after="0"/>
-                    <w:jc w:val="left"/>
-                  </w:pPr>
-                  <w:r>
-                    <w:rPr>
-                      <w:b/>
-                      <w:color w:val="2E6FBF"/>
-                      <w:sz w:val="17"/>
-                    </w:rPr>
-                    <w:t>Tallas</w:t>
-                  </w:r>
-                </w:p>
-              </w:tc>
-              <w:tc>
-                <w:tcPr>
-                  <w:tcW w:type="dxa" w:w="1920"/>
-                  <w:shd w:val="clear" w:color="auto" w:fill="D6E8F7"/>
-                  <w:tcMar>
-                    <w:top w:w="50" w:type="dxa"/>
-                    <w:bottom w:w="50" w:type="dxa"/>
-                    <w:left w:w="100" w:type="dxa"/>
-                    <w:right w:w="100" w:type="dxa"/>
-                  </w:tcMar>
-                </w:tcPr>
-                <w:p>
-                  <w:pPr>
-                    <w:spacing w:before="0" w:after="0"/>
-                    <w:jc w:val="right"/>
-                  </w:pPr>
-                  <w:r>
-                    <w:rPr>
-                      <w:b/>
-                      <w:color w:val="2E6FBF"/>
-                      <w:sz w:val="17"/>
-                    </w:rPr>
-                    <w:t>Precio</w:t>
-                  </w:r>
-                </w:p>
-              </w:tc>
-            </w:tr>
-            <w:tr>
-              <w:tc>
-                <w:tcPr>
-                  <w:tcW w:type="dxa" w:w="1920"/>
-                  <w:shd w:val="clear" w:color="auto" w:fill="FFFFFF"/>
-                  <w:tcMar>
-                    <w:top w:w="48" w:type="dxa"/>
-                    <w:bottom w:w="48" w:type="dxa"/>
-                    <w:left w:w="100" w:type="dxa"/>
-                    <w:right w:w="100" w:type="dxa"/>
-                  </w:tcMar>
-                </w:tcPr>
-                <w:p>
-                  <w:pPr>
-                    <w:spacing w:before="0" w:after="0"/>
-                    <w:jc w:val="left"/>
-                  </w:pPr>
-                  <w:r>
-                    <w:rPr>
-                      <w:b w:val="0"/>
-                      <w:color w:val="1A1A2E"/>
-                      <w:sz w:val="18"/>
-                    </w:rPr>
-                    <w:t>Línea completa</w:t>
-                  </w:r>
-                </w:p>
-              </w:tc>
-              <w:tc>
-                <w:tcPr>
-                  <w:tcW w:type="dxa" w:w="1920"/>
+                  <w:tcW w:type="dxa" w:w="2560"/>
                   <w:shd w:val="clear" w:color="auto" w:fill="FFFFFF"/>
                   <w:tcMar>
                     <w:top w:w="48" w:type="dxa"/>
@@ -1991,736 +1770,13 @@
         </w:tc>
         <w:tc>
           <w:tcPr>
-            <w:tcW w:type="dxa" w:w="3841"/>
-            <w:tcMar>
-              <w:top w:w="0" w:type="dxa"/>
-              <w:bottom w:w="0" w:type="dxa"/>
-              <w:left w:w="60" w:type="dxa"/>
-              <w:right w:w="60" w:type="dxa"/>
-            </w:tcMar>
-          </w:tcPr>
-          <w:p/>
-          <w:tbl>
-            <w:tblPr>
-              <w:tblW w:type="auto" w:w="0"/>
-              <w:tblLook w:firstColumn="1" w:firstRow="1" w:lastColumn="0" w:lastRow="0" w:noHBand="0" w:noVBand="1" w:val="04A0"/>
-              <w:tblBorders>
-                <w:top w:val="none"/>
-                <w:left w:val="none"/>
-                <w:bottom w:val="none"/>
-                <w:right w:val="none"/>
-                <w:insideH w:val="none"/>
-                <w:insideV w:val="none"/>
-              </w:tblBorders>
-            </w:tblPr>
-            <w:tblGrid>
-              <w:gridCol w:w="3841"/>
-            </w:tblGrid>
-            <w:tr>
-              <w:tc>
-                <w:tcPr>
-                  <w:tcW w:type="dxa" w:w="3841"/>
-                  <w:shd w:val="clear" w:color="auto" w:fill="2E6FBF"/>
-                  <w:tcMar>
-                    <w:top w:w="70" w:type="dxa"/>
-                    <w:bottom w:w="70" w:type="dxa"/>
-                    <w:left w:w="140" w:type="dxa"/>
-                    <w:right w:w="140" w:type="dxa"/>
-                  </w:tcMar>
-                </w:tcPr>
-                <w:p>
-                  <w:pPr>
-                    <w:spacing w:before="0" w:after="0"/>
-                    <w:jc w:val="left"/>
-                  </w:pPr>
-                  <w:r>
-                    <w:rPr>
-                      <w:b/>
-                      <w:color w:val="FFFFFF"/>
-                      <w:sz w:val="20"/>
-                    </w:rPr>
-                    <w:t>Oficial Primaria</w:t>
-                  </w:r>
-                </w:p>
-              </w:tc>
-            </w:tr>
-          </w:tbl>
-          <w:p/>
-          <w:tbl>
-            <w:tblPr>
-              <w:tblStyle w:val="TableGrid"/>
-              <w:tblW w:type="auto" w:w="0"/>
-              <w:tblLook w:firstColumn="1" w:firstRow="1" w:lastColumn="0" w:lastRow="0" w:noHBand="0" w:noVBand="1" w:val="04A0"/>
-            </w:tblPr>
-            <w:tblGrid>
-              <w:gridCol w:w="1920"/>
-              <w:gridCol w:w="1920"/>
-            </w:tblGrid>
-            <w:tr>
-              <w:tc>
-                <w:tcPr>
-                  <w:tcW w:type="dxa" w:w="1920"/>
-                  <w:shd w:val="clear" w:color="auto" w:fill="D6E8F7"/>
-                  <w:tcMar>
-                    <w:top w:w="50" w:type="dxa"/>
-                    <w:bottom w:w="50" w:type="dxa"/>
-                    <w:left w:w="100" w:type="dxa"/>
-                    <w:right w:w="100" w:type="dxa"/>
-                  </w:tcMar>
-                </w:tcPr>
-                <w:p>
-                  <w:pPr>
-                    <w:spacing w:before="0" w:after="0"/>
-                    <w:jc w:val="left"/>
-                  </w:pPr>
-                  <w:r>
-                    <w:rPr>
-                      <w:b/>
-                      <w:color w:val="2E6FBF"/>
-                      <w:sz w:val="17"/>
-                    </w:rPr>
-                    <w:t>Tallas</w:t>
-                  </w:r>
-                </w:p>
-              </w:tc>
-              <w:tc>
-                <w:tcPr>
-                  <w:tcW w:type="dxa" w:w="1920"/>
-                  <w:shd w:val="clear" w:color="auto" w:fill="D6E8F7"/>
-                  <w:tcMar>
-                    <w:top w:w="50" w:type="dxa"/>
-                    <w:bottom w:w="50" w:type="dxa"/>
-                    <w:left w:w="100" w:type="dxa"/>
-                    <w:right w:w="100" w:type="dxa"/>
-                  </w:tcMar>
-                </w:tcPr>
-                <w:p>
-                  <w:pPr>
-                    <w:spacing w:before="0" w:after="0"/>
-                    <w:jc w:val="right"/>
-                  </w:pPr>
-                  <w:r>
-                    <w:rPr>
-                      <w:b/>
-                      <w:color w:val="2E6FBF"/>
-                      <w:sz w:val="17"/>
-                    </w:rPr>
-                    <w:t>Precio</w:t>
-                  </w:r>
-                </w:p>
-              </w:tc>
-            </w:tr>
-            <w:tr>
-              <w:tc>
-                <w:tcPr>
-                  <w:tcW w:type="dxa" w:w="1920"/>
-                  <w:shd w:val="clear" w:color="auto" w:fill="FFFFFF"/>
-                  <w:tcMar>
-                    <w:top w:w="48" w:type="dxa"/>
-                    <w:bottom w:w="48" w:type="dxa"/>
-                    <w:left w:w="100" w:type="dxa"/>
-                    <w:right w:w="100" w:type="dxa"/>
-                  </w:tcMar>
-                </w:tcPr>
-                <w:p>
-                  <w:pPr>
-                    <w:spacing w:before="0" w:after="0"/>
-                    <w:jc w:val="left"/>
-                  </w:pPr>
-                  <w:r>
-                    <w:rPr>
-                      <w:b w:val="0"/>
-                      <w:color w:val="1A1A2E"/>
-                      <w:sz w:val="18"/>
-                    </w:rPr>
-                    <w:t>4, 6, 8, 10</w:t>
-                  </w:r>
-                </w:p>
-              </w:tc>
-              <w:tc>
-                <w:tcPr>
-                  <w:tcW w:type="dxa" w:w="1920"/>
-                  <w:shd w:val="clear" w:color="auto" w:fill="FFFFFF"/>
-                  <w:tcMar>
-                    <w:top w:w="48" w:type="dxa"/>
-                    <w:bottom w:w="48" w:type="dxa"/>
-                    <w:left w:w="100" w:type="dxa"/>
-                    <w:right w:w="100" w:type="dxa"/>
-                  </w:tcMar>
-                </w:tcPr>
-                <w:p>
-                  <w:pPr>
-                    <w:spacing w:before="0" w:after="0"/>
-                    <w:jc w:val="right"/>
-                  </w:pPr>
-                  <w:r>
-                    <w:rPr>
-                      <w:b/>
-                      <w:color w:val="1E3A6E"/>
-                      <w:sz w:val="18"/>
-                    </w:rPr>
-                    <w:t>$215</w:t>
-                  </w:r>
-                </w:p>
-              </w:tc>
-            </w:tr>
-            <w:tr>
-              <w:tc>
-                <w:tcPr>
-                  <w:tcW w:type="dxa" w:w="1920"/>
-                  <w:shd w:val="clear" w:color="auto" w:fill="EDF4FC"/>
-                  <w:tcMar>
-                    <w:top w:w="48" w:type="dxa"/>
-                    <w:bottom w:w="48" w:type="dxa"/>
-                    <w:left w:w="100" w:type="dxa"/>
-                    <w:right w:w="100" w:type="dxa"/>
-                  </w:tcMar>
-                </w:tcPr>
-                <w:p>
-                  <w:pPr>
-                    <w:spacing w:before="0" w:after="0"/>
-                    <w:jc w:val="left"/>
-                  </w:pPr>
-                  <w:r>
-                    <w:rPr>
-                      <w:b w:val="0"/>
-                      <w:color w:val="1A1A2E"/>
-                      <w:sz w:val="18"/>
-                    </w:rPr>
-                    <w:t>12, 14, 16</w:t>
-                  </w:r>
-                </w:p>
-              </w:tc>
-              <w:tc>
-                <w:tcPr>
-                  <w:tcW w:type="dxa" w:w="1920"/>
-                  <w:shd w:val="clear" w:color="auto" w:fill="EDF4FC"/>
-                  <w:tcMar>
-                    <w:top w:w="48" w:type="dxa"/>
-                    <w:bottom w:w="48" w:type="dxa"/>
-                    <w:left w:w="100" w:type="dxa"/>
-                    <w:right w:w="100" w:type="dxa"/>
-                  </w:tcMar>
-                </w:tcPr>
-                <w:p>
-                  <w:pPr>
-                    <w:spacing w:before="0" w:after="0"/>
-                    <w:jc w:val="right"/>
-                  </w:pPr>
-                  <w:r>
-                    <w:rPr>
-                      <w:b/>
-                      <w:color w:val="1E3A6E"/>
-                      <w:sz w:val="18"/>
-                    </w:rPr>
-                    <w:t>$225</w:t>
-                  </w:r>
-                </w:p>
-              </w:tc>
-            </w:tr>
-            <w:tr>
-              <w:tc>
-                <w:tcPr>
-                  <w:tcW w:type="dxa" w:w="1920"/>
-                  <w:shd w:val="clear" w:color="auto" w:fill="FFFFFF"/>
-                  <w:tcMar>
-                    <w:top w:w="48" w:type="dxa"/>
-                    <w:bottom w:w="48" w:type="dxa"/>
-                    <w:left w:w="100" w:type="dxa"/>
-                    <w:right w:w="100" w:type="dxa"/>
-                  </w:tcMar>
-                </w:tcPr>
-                <w:p>
-                  <w:pPr>
-                    <w:spacing w:before="0" w:after="0"/>
-                    <w:jc w:val="left"/>
-                  </w:pPr>
-                  <w:r>
-                    <w:rPr>
-                      <w:b w:val="0"/>
-                      <w:color w:val="1A1A2E"/>
-                      <w:sz w:val="18"/>
-                    </w:rPr>
-                    <w:t>32–38</w:t>
-                  </w:r>
-                </w:p>
-              </w:tc>
-              <w:tc>
-                <w:tcPr>
-                  <w:tcW w:type="dxa" w:w="1920"/>
-                  <w:shd w:val="clear" w:color="auto" w:fill="FFFFFF"/>
-                  <w:tcMar>
-                    <w:top w:w="48" w:type="dxa"/>
-                    <w:bottom w:w="48" w:type="dxa"/>
-                    <w:left w:w="100" w:type="dxa"/>
-                    <w:right w:w="100" w:type="dxa"/>
-                  </w:tcMar>
-                </w:tcPr>
-                <w:p>
-                  <w:pPr>
-                    <w:spacing w:before="0" w:after="0"/>
-                    <w:jc w:val="right"/>
-                  </w:pPr>
-                  <w:r>
-                    <w:rPr>
-                      <w:b/>
-                      <w:color w:val="1E3A6E"/>
-                      <w:sz w:val="18"/>
-                    </w:rPr>
-                    <w:t>$245</w:t>
-                  </w:r>
-                </w:p>
-              </w:tc>
-            </w:tr>
-          </w:tbl>
-          <w:p/>
-          <w:p>
-            <w:pPr>
-              <w:spacing w:before="0" w:after="80"/>
-            </w:pPr>
-          </w:p>
-        </w:tc>
-        <w:tc>
-          <w:tcPr>
-            <w:tcW w:type="dxa" w:w="3841"/>
-            <w:tcMar>
-              <w:top w:w="0" w:type="dxa"/>
-              <w:bottom w:w="0" w:type="dxa"/>
-              <w:left w:w="60" w:type="dxa"/>
-              <w:right w:w="60" w:type="dxa"/>
-            </w:tcMar>
-          </w:tcPr>
-          <w:p/>
-          <w:tbl>
-            <w:tblPr>
-              <w:tblW w:type="auto" w:w="0"/>
-              <w:tblLook w:firstColumn="1" w:firstRow="1" w:lastColumn="0" w:lastRow="0" w:noHBand="0" w:noVBand="1" w:val="04A0"/>
-              <w:tblBorders>
-                <w:top w:val="none"/>
-                <w:left w:val="none"/>
-                <w:bottom w:val="none"/>
-                <w:right w:val="none"/>
-                <w:insideH w:val="none"/>
-                <w:insideV w:val="none"/>
-              </w:tblBorders>
-            </w:tblPr>
-            <w:tblGrid>
-              <w:gridCol w:w="3841"/>
-            </w:tblGrid>
-            <w:tr>
-              <w:tc>
-                <w:tcPr>
-                  <w:tcW w:type="dxa" w:w="3841"/>
-                  <w:shd w:val="clear" w:color="auto" w:fill="2E6FBF"/>
-                  <w:tcMar>
-                    <w:top w:w="70" w:type="dxa"/>
-                    <w:bottom w:w="70" w:type="dxa"/>
-                    <w:left w:w="140" w:type="dxa"/>
-                    <w:right w:w="140" w:type="dxa"/>
-                  </w:tcMar>
-                </w:tcPr>
-                <w:p>
-                  <w:pPr>
-                    <w:spacing w:before="0" w:after="0"/>
-                    <w:jc w:val="left"/>
-                  </w:pPr>
-                  <w:r>
-                    <w:rPr>
-                      <w:b/>
-                      <w:color w:val="FFFFFF"/>
-                      <w:sz w:val="20"/>
-                    </w:rPr>
-                    <w:t>Oficial Secundaria</w:t>
-                  </w:r>
-                </w:p>
-              </w:tc>
-            </w:tr>
-          </w:tbl>
-          <w:p/>
-          <w:tbl>
-            <w:tblPr>
-              <w:tblStyle w:val="TableGrid"/>
-              <w:tblW w:type="auto" w:w="0"/>
-              <w:tblLook w:firstColumn="1" w:firstRow="1" w:lastColumn="0" w:lastRow="0" w:noHBand="0" w:noVBand="1" w:val="04A0"/>
-            </w:tblPr>
-            <w:tblGrid>
-              <w:gridCol w:w="1920"/>
-              <w:gridCol w:w="1920"/>
-            </w:tblGrid>
-            <w:tr>
-              <w:tc>
-                <w:tcPr>
-                  <w:tcW w:type="dxa" w:w="1920"/>
-                  <w:shd w:val="clear" w:color="auto" w:fill="D6E8F7"/>
-                  <w:tcMar>
-                    <w:top w:w="50" w:type="dxa"/>
-                    <w:bottom w:w="50" w:type="dxa"/>
-                    <w:left w:w="100" w:type="dxa"/>
-                    <w:right w:w="100" w:type="dxa"/>
-                  </w:tcMar>
-                </w:tcPr>
-                <w:p>
-                  <w:pPr>
-                    <w:spacing w:before="0" w:after="0"/>
-                    <w:jc w:val="left"/>
-                  </w:pPr>
-                  <w:r>
-                    <w:rPr>
-                      <w:b/>
-                      <w:color w:val="2E6FBF"/>
-                      <w:sz w:val="17"/>
-                    </w:rPr>
-                    <w:t>Tallas</w:t>
-                  </w:r>
-                </w:p>
-              </w:tc>
-              <w:tc>
-                <w:tcPr>
-                  <w:tcW w:type="dxa" w:w="1920"/>
-                  <w:shd w:val="clear" w:color="auto" w:fill="D6E8F7"/>
-                  <w:tcMar>
-                    <w:top w:w="50" w:type="dxa"/>
-                    <w:bottom w:w="50" w:type="dxa"/>
-                    <w:left w:w="100" w:type="dxa"/>
-                    <w:right w:w="100" w:type="dxa"/>
-                  </w:tcMar>
-                </w:tcPr>
-                <w:p>
-                  <w:pPr>
-                    <w:spacing w:before="0" w:after="0"/>
-                    <w:jc w:val="right"/>
-                  </w:pPr>
-                  <w:r>
-                    <w:rPr>
-                      <w:b/>
-                      <w:color w:val="2E6FBF"/>
-                      <w:sz w:val="17"/>
-                    </w:rPr>
-                    <w:t>Precio</w:t>
-                  </w:r>
-                </w:p>
-              </w:tc>
-            </w:tr>
-            <w:tr>
-              <w:tc>
-                <w:tcPr>
-                  <w:tcW w:type="dxa" w:w="1920"/>
-                  <w:shd w:val="clear" w:color="auto" w:fill="FFFFFF"/>
-                  <w:tcMar>
-                    <w:top w:w="48" w:type="dxa"/>
-                    <w:bottom w:w="48" w:type="dxa"/>
-                    <w:left w:w="100" w:type="dxa"/>
-                    <w:right w:w="100" w:type="dxa"/>
-                  </w:tcMar>
-                </w:tcPr>
-                <w:p>
-                  <w:pPr>
-                    <w:spacing w:before="0" w:after="0"/>
-                    <w:jc w:val="left"/>
-                  </w:pPr>
-                  <w:r>
-                    <w:rPr>
-                      <w:b w:val="0"/>
-                      <w:color w:val="1A1A2E"/>
-                      <w:sz w:val="18"/>
-                    </w:rPr>
-                    <w:t>Línea completa</w:t>
-                  </w:r>
-                </w:p>
-              </w:tc>
-              <w:tc>
-                <w:tcPr>
-                  <w:tcW w:type="dxa" w:w="1920"/>
-                  <w:shd w:val="clear" w:color="auto" w:fill="FFFFFF"/>
-                  <w:tcMar>
-                    <w:top w:w="48" w:type="dxa"/>
-                    <w:bottom w:w="48" w:type="dxa"/>
-                    <w:left w:w="100" w:type="dxa"/>
-                    <w:right w:w="100" w:type="dxa"/>
-                  </w:tcMar>
-                </w:tcPr>
-                <w:p>
-                  <w:pPr>
-                    <w:spacing w:before="0" w:after="0"/>
-                    <w:jc w:val="right"/>
-                  </w:pPr>
-                  <w:r>
-                    <w:rPr>
-                      <w:b/>
-                      <w:color w:val="1E3A6E"/>
-                      <w:sz w:val="18"/>
-                    </w:rPr>
-                    <w:t>$265</w:t>
-                  </w:r>
-                </w:p>
-              </w:tc>
-            </w:tr>
-          </w:tbl>
-          <w:p/>
-          <w:p>
-            <w:pPr>
-              <w:spacing w:before="0" w:after="80"/>
-            </w:pPr>
-          </w:p>
-        </w:tc>
-        <w:tc>
-          <w:tcPr>
-            <w:tcW w:type="dxa" w:w="3841"/>
-            <w:tcMar>
-              <w:top w:w="0" w:type="dxa"/>
-              <w:bottom w:w="0" w:type="dxa"/>
-              <w:left w:w="60" w:type="dxa"/>
-              <w:right w:w="60" w:type="dxa"/>
-            </w:tcMar>
-          </w:tcPr>
-          <w:p/>
-          <w:tbl>
-            <w:tblPr>
-              <w:tblW w:type="auto" w:w="0"/>
-              <w:tblLook w:firstColumn="1" w:firstRow="1" w:lastColumn="0" w:lastRow="0" w:noHBand="0" w:noVBand="1" w:val="04A0"/>
-              <w:tblBorders>
-                <w:top w:val="none"/>
-                <w:left w:val="none"/>
-                <w:bottom w:val="none"/>
-                <w:right w:val="none"/>
-                <w:insideH w:val="none"/>
-                <w:insideV w:val="none"/>
-              </w:tblBorders>
-            </w:tblPr>
-            <w:tblGrid>
-              <w:gridCol w:w="3841"/>
-            </w:tblGrid>
-            <w:tr>
-              <w:tc>
-                <w:tcPr>
-                  <w:tcW w:type="dxa" w:w="3841"/>
-                  <w:shd w:val="clear" w:color="auto" w:fill="2E6FBF"/>
-                  <w:tcMar>
-                    <w:top w:w="70" w:type="dxa"/>
-                    <w:bottom w:w="70" w:type="dxa"/>
-                    <w:left w:w="140" w:type="dxa"/>
-                    <w:right w:w="140" w:type="dxa"/>
-                  </w:tcMar>
-                </w:tcPr>
-                <w:p>
-                  <w:pPr>
-                    <w:spacing w:before="0" w:after="0"/>
-                    <w:jc w:val="left"/>
-                  </w:pPr>
-                  <w:r>
-                    <w:rPr>
-                      <w:b/>
-                      <w:color w:val="FFFFFF"/>
-                      <w:sz w:val="20"/>
-                    </w:rPr>
-                    <w:t>Oficial Bachillerato</w:t>
-                  </w:r>
-                </w:p>
-              </w:tc>
-            </w:tr>
-          </w:tbl>
-          <w:p/>
-          <w:tbl>
-            <w:tblPr>
-              <w:tblStyle w:val="TableGrid"/>
-              <w:tblW w:type="auto" w:w="0"/>
-              <w:tblLook w:firstColumn="1" w:firstRow="1" w:lastColumn="0" w:lastRow="0" w:noHBand="0" w:noVBand="1" w:val="04A0"/>
-            </w:tblPr>
-            <w:tblGrid>
-              <w:gridCol w:w="1920"/>
-              <w:gridCol w:w="1920"/>
-            </w:tblGrid>
-            <w:tr>
-              <w:tc>
-                <w:tcPr>
-                  <w:tcW w:type="dxa" w:w="1920"/>
-                  <w:shd w:val="clear" w:color="auto" w:fill="D6E8F7"/>
-                  <w:tcMar>
-                    <w:top w:w="50" w:type="dxa"/>
-                    <w:bottom w:w="50" w:type="dxa"/>
-                    <w:left w:w="100" w:type="dxa"/>
-                    <w:right w:w="100" w:type="dxa"/>
-                  </w:tcMar>
-                </w:tcPr>
-                <w:p>
-                  <w:pPr>
-                    <w:spacing w:before="0" w:after="0"/>
-                    <w:jc w:val="left"/>
-                  </w:pPr>
-                  <w:r>
-                    <w:rPr>
-                      <w:b/>
-                      <w:color w:val="2E6FBF"/>
-                      <w:sz w:val="17"/>
-                    </w:rPr>
-                    <w:t>Tallas</w:t>
-                  </w:r>
-                </w:p>
-              </w:tc>
-              <w:tc>
-                <w:tcPr>
-                  <w:tcW w:type="dxa" w:w="1920"/>
-                  <w:shd w:val="clear" w:color="auto" w:fill="D6E8F7"/>
-                  <w:tcMar>
-                    <w:top w:w="50" w:type="dxa"/>
-                    <w:bottom w:w="50" w:type="dxa"/>
-                    <w:left w:w="100" w:type="dxa"/>
-                    <w:right w:w="100" w:type="dxa"/>
-                  </w:tcMar>
-                </w:tcPr>
-                <w:p>
-                  <w:pPr>
-                    <w:spacing w:before="0" w:after="0"/>
-                    <w:jc w:val="right"/>
-                  </w:pPr>
-                  <w:r>
-                    <w:rPr>
-                      <w:b/>
-                      <w:color w:val="2E6FBF"/>
-                      <w:sz w:val="17"/>
-                    </w:rPr>
-                    <w:t>Precio</w:t>
-                  </w:r>
-                </w:p>
-              </w:tc>
-            </w:tr>
-            <w:tr>
-              <w:tc>
-                <w:tcPr>
-                  <w:tcW w:type="dxa" w:w="1920"/>
-                  <w:shd w:val="clear" w:color="auto" w:fill="FFFFFF"/>
-                  <w:tcMar>
-                    <w:top w:w="48" w:type="dxa"/>
-                    <w:bottom w:w="48" w:type="dxa"/>
-                    <w:left w:w="100" w:type="dxa"/>
-                    <w:right w:w="100" w:type="dxa"/>
-                  </w:tcMar>
-                </w:tcPr>
-                <w:p>
-                  <w:pPr>
-                    <w:spacing w:before="0" w:after="0"/>
-                    <w:jc w:val="left"/>
-                  </w:pPr>
-                  <w:r>
-                    <w:rPr>
-                      <w:b w:val="0"/>
-                      <w:color w:val="1A1A2E"/>
-                      <w:sz w:val="18"/>
-                    </w:rPr>
-                    <w:t>Línea completa</w:t>
-                  </w:r>
-                </w:p>
-              </w:tc>
-              <w:tc>
-                <w:tcPr>
-                  <w:tcW w:type="dxa" w:w="1920"/>
-                  <w:shd w:val="clear" w:color="auto" w:fill="FFFFFF"/>
-                  <w:tcMar>
-                    <w:top w:w="48" w:type="dxa"/>
-                    <w:bottom w:w="48" w:type="dxa"/>
-                    <w:left w:w="100" w:type="dxa"/>
-                    <w:right w:w="100" w:type="dxa"/>
-                  </w:tcMar>
-                </w:tcPr>
-                <w:p>
-                  <w:pPr>
-                    <w:spacing w:before="0" w:after="0"/>
-                    <w:jc w:val="right"/>
-                  </w:pPr>
-                  <w:r>
-                    <w:rPr>
-                      <w:b/>
-                      <w:color w:val="1E3A6E"/>
-                      <w:sz w:val="18"/>
-                    </w:rPr>
-                    <w:t>$265</w:t>
-                  </w:r>
-                </w:p>
-              </w:tc>
-            </w:tr>
-          </w:tbl>
-          <w:p/>
-          <w:p>
-            <w:pPr>
-              <w:spacing w:before="0" w:after="80"/>
-            </w:pPr>
-          </w:p>
-        </w:tc>
-      </w:tr>
-      <w:tr>
-        <w:tc>
-          <w:tcPr>
-            <w:tcW w:type="dxa" w:w="3841"/>
+            <w:tcW w:type="dxa" w:w="5121"/>
           </w:tcPr>
           <w:p/>
         </w:tc>
         <w:tc>
           <w:tcPr>
-            <w:tcW w:type="dxa" w:w="3841"/>
-          </w:tcPr>
-          <w:p/>
-        </w:tc>
-        <w:tc>
-          <w:tcPr>
-            <w:tcW w:type="dxa" w:w="3841"/>
-          </w:tcPr>
-          <w:p/>
-        </w:tc>
-        <w:tc>
-          <w:tcPr>
-            <w:tcW w:type="dxa" w:w="3841"/>
-          </w:tcPr>
-          <w:p/>
-        </w:tc>
-      </w:tr>
-      <w:tr>
-        <w:tc>
-          <w:tcPr>
-            <w:tcW w:type="dxa" w:w="3841"/>
-          </w:tcPr>
-          <w:p/>
-        </w:tc>
-        <w:tc>
-          <w:tcPr>
-            <w:tcW w:type="dxa" w:w="3841"/>
-          </w:tcPr>
-          <w:p/>
-        </w:tc>
-        <w:tc>
-          <w:tcPr>
-            <w:tcW w:type="dxa" w:w="3841"/>
-          </w:tcPr>
-          <w:p/>
-        </w:tc>
-        <w:tc>
-          <w:tcPr>
-            <w:tcW w:type="dxa" w:w="3841"/>
-          </w:tcPr>
-          <w:p/>
-        </w:tc>
-      </w:tr>
-      <w:tr>
-        <w:tc>
-          <w:tcPr>
-            <w:tcW w:type="dxa" w:w="3841"/>
-          </w:tcPr>
-          <w:p/>
-        </w:tc>
-        <w:tc>
-          <w:tcPr>
-            <w:tcW w:type="dxa" w:w="3841"/>
-          </w:tcPr>
-          <w:p/>
-        </w:tc>
-        <w:tc>
-          <w:tcPr>
-            <w:tcW w:type="dxa" w:w="3841"/>
-          </w:tcPr>
-          <w:p/>
-        </w:tc>
-        <w:tc>
-          <w:tcPr>
-            <w:tcW w:type="dxa" w:w="3841"/>
+            <w:tcW w:type="dxa" w:w="5121"/>
           </w:tcPr>
           <w:p/>
         </w:tc>
@@ -2730,520 +1786,6 @@
       <w:pPr>
         <w:spacing w:before="0" w:after="120"/>
       </w:pPr>
-    </w:p>
-    <w:tbl>
-      <w:tblPr>
-        <w:tblW w:type="auto" w:w="0"/>
-        <w:tblLook w:firstColumn="1" w:firstRow="1" w:lastColumn="0" w:lastRow="0" w:noHBand="0" w:noVBand="1" w:val="04A0"/>
-        <w:jc w:val="center"/>
-        <w:tblBorders>
-          <w:top w:val="none"/>
-          <w:left w:val="none"/>
-          <w:bottom w:val="none"/>
-          <w:right w:val="none"/>
-          <w:insideH w:val="none"/>
-          <w:insideV w:val="none"/>
-        </w:tblBorders>
-      </w:tblPr>
-      <w:tblGrid>
-        <w:gridCol w:w="15364"/>
-      </w:tblGrid>
-      <w:tr>
-        <w:tc>
-          <w:tcPr>
-            <w:tcW w:type="dxa" w:w="15364"/>
-            <w:tcMar>
-              <w:top w:w="0" w:type="dxa"/>
-              <w:bottom w:w="0" w:type="dxa"/>
-              <w:left w:w="60" w:type="dxa"/>
-              <w:right w:w="60" w:type="dxa"/>
-            </w:tcMar>
-          </w:tcPr>
-          <w:p/>
-          <w:tbl>
-            <w:tblPr>
-              <w:tblW w:type="auto" w:w="0"/>
-              <w:tblLook w:firstColumn="1" w:firstRow="1" w:lastColumn="0" w:lastRow="0" w:noHBand="0" w:noVBand="1" w:val="04A0"/>
-              <w:tblBorders>
-                <w:top w:val="none"/>
-                <w:left w:val="none"/>
-                <w:bottom w:val="none"/>
-                <w:right w:val="none"/>
-                <w:insideH w:val="none"/>
-                <w:insideV w:val="none"/>
-              </w:tblBorders>
-            </w:tblPr>
-            <w:tblGrid>
-              <w:gridCol w:w="15364"/>
-            </w:tblGrid>
-            <w:tr>
-              <w:tc>
-                <w:tcPr>
-                  <w:tcW w:type="dxa" w:w="15364"/>
-                  <w:shd w:val="clear" w:color="auto" w:fill="B52020"/>
-                  <w:tcMar>
-                    <w:top w:w="70" w:type="dxa"/>
-                    <w:bottom w:w="70" w:type="dxa"/>
-                    <w:left w:w="140" w:type="dxa"/>
-                    <w:right w:w="140" w:type="dxa"/>
-                  </w:tcMar>
-                </w:tcPr>
-                <w:p>
-                  <w:pPr>
-                    <w:spacing w:before="0" w:after="0"/>
-                    <w:jc w:val="left"/>
-                  </w:pPr>
-                  <w:r>
-                    <w:rPr>
-                      <w:b/>
-                      <w:color w:val="FFFFFF"/>
-                      <w:sz w:val="20"/>
-                    </w:rPr>
-                    <w:t>Excepciones por escuela</w:t>
-                  </w:r>
-                </w:p>
-              </w:tc>
-            </w:tr>
-          </w:tbl>
-          <w:p/>
-          <w:tbl>
-            <w:tblPr>
-              <w:tblStyle w:val="TableGrid"/>
-              <w:tblW w:type="auto" w:w="0"/>
-              <w:tblLook w:firstColumn="1" w:firstRow="1" w:lastColumn="0" w:lastRow="0" w:noHBand="0" w:noVBand="1" w:val="04A0"/>
-            </w:tblPr>
-            <w:tblGrid>
-              <w:gridCol w:w="5121"/>
-              <w:gridCol w:w="5121"/>
-              <w:gridCol w:w="5121"/>
-            </w:tblGrid>
-            <w:tr>
-              <w:tc>
-                <w:tcPr>
-                  <w:tcW w:type="dxa" w:w="5121"/>
-                  <w:shd w:val="clear" w:color="auto" w:fill="FCE8E8"/>
-                  <w:tcMar>
-                    <w:top w:w="50" w:type="dxa"/>
-                    <w:bottom w:w="50" w:type="dxa"/>
-                    <w:left w:w="100" w:type="dxa"/>
-                    <w:right w:w="100" w:type="dxa"/>
-                  </w:tcMar>
-                </w:tcPr>
-                <w:p>
-                  <w:pPr>
-                    <w:spacing w:before="0" w:after="0"/>
-                    <w:jc w:val="left"/>
-                  </w:pPr>
-                  <w:r>
-                    <w:rPr>
-                      <w:b/>
-                      <w:color w:val="B52020"/>
-                      <w:sz w:val="17"/>
-                    </w:rPr>
-                    <w:t>Escuela</w:t>
-                  </w:r>
-                </w:p>
-              </w:tc>
-              <w:tc>
-                <w:tcPr>
-                  <w:tcW w:type="dxa" w:w="5121"/>
-                  <w:shd w:val="clear" w:color="auto" w:fill="FCE8E8"/>
-                  <w:tcMar>
-                    <w:top w:w="50" w:type="dxa"/>
-                    <w:bottom w:w="50" w:type="dxa"/>
-                    <w:left w:w="100" w:type="dxa"/>
-                    <w:right w:w="100" w:type="dxa"/>
-                  </w:tcMar>
-                </w:tcPr>
-                <w:p>
-                  <w:pPr>
-                    <w:spacing w:before="0" w:after="0"/>
-                    <w:jc w:val="right"/>
-                  </w:pPr>
-                  <w:r>
-                    <w:rPr>
-                      <w:b/>
-                      <w:color w:val="B52020"/>
-                      <w:sz w:val="17"/>
-                    </w:rPr>
-                    <w:t>Línea</w:t>
-                  </w:r>
-                </w:p>
-              </w:tc>
-              <w:tc>
-                <w:tcPr>
-                  <w:tcW w:type="dxa" w:w="5121"/>
-                  <w:shd w:val="clear" w:color="auto" w:fill="FCE8E8"/>
-                  <w:tcMar>
-                    <w:top w:w="50" w:type="dxa"/>
-                    <w:bottom w:w="50" w:type="dxa"/>
-                    <w:left w:w="100" w:type="dxa"/>
-                    <w:right w:w="100" w:type="dxa"/>
-                  </w:tcMar>
-                </w:tcPr>
-                <w:p>
-                  <w:pPr>
-                    <w:spacing w:before="0" w:after="0"/>
-                    <w:jc w:val="right"/>
-                  </w:pPr>
-                  <w:r>
-                    <w:rPr>
-                      <w:b/>
-                      <w:color w:val="B52020"/>
-                      <w:sz w:val="17"/>
-                    </w:rPr>
-                    <w:t>Precio</w:t>
-                  </w:r>
-                </w:p>
-              </w:tc>
-            </w:tr>
-            <w:tr>
-              <w:tc>
-                <w:tcPr>
-                  <w:tcW w:type="dxa" w:w="5121"/>
-                  <w:shd w:val="clear" w:color="auto" w:fill="FFFFFF"/>
-                  <w:tcMar>
-                    <w:top w:w="48" w:type="dxa"/>
-                    <w:bottom w:w="48" w:type="dxa"/>
-                    <w:left w:w="100" w:type="dxa"/>
-                    <w:right w:w="100" w:type="dxa"/>
-                  </w:tcMar>
-                </w:tcPr>
-                <w:p>
-                  <w:pPr>
-                    <w:spacing w:before="0" w:after="0"/>
-                    <w:jc w:val="left"/>
-                  </w:pPr>
-                  <w:r>
-                    <w:rPr>
-                      <w:b w:val="0"/>
-                      <w:color w:val="1A1A2E"/>
-                      <w:sz w:val="18"/>
-                    </w:rPr>
-                    <w:t>Francisco Villa</w:t>
-                  </w:r>
-                </w:p>
-              </w:tc>
-              <w:tc>
-                <w:tcPr>
-                  <w:tcW w:type="dxa" w:w="5121"/>
-                  <w:shd w:val="clear" w:color="auto" w:fill="FFFFFF"/>
-                  <w:tcMar>
-                    <w:top w:w="48" w:type="dxa"/>
-                    <w:bottom w:w="48" w:type="dxa"/>
-                    <w:left w:w="100" w:type="dxa"/>
-                    <w:right w:w="100" w:type="dxa"/>
-                  </w:tcMar>
-                </w:tcPr>
-                <w:p>
-                  <w:pPr>
-                    <w:spacing w:before="0" w:after="0"/>
-                    <w:jc w:val="right"/>
-                  </w:pPr>
-                  <w:r>
-                    <w:rPr>
-                      <w:b/>
-                      <w:color w:val="1E3A6E"/>
-                      <w:sz w:val="18"/>
-                    </w:rPr>
-                    <w:t>Oficial Primaria</w:t>
-                  </w:r>
-                </w:p>
-              </w:tc>
-              <w:tc>
-                <w:tcPr>
-                  <w:tcW w:type="dxa" w:w="5121"/>
-                  <w:shd w:val="clear" w:color="auto" w:fill="FFFFFF"/>
-                  <w:tcMar>
-                    <w:top w:w="48" w:type="dxa"/>
-                    <w:bottom w:w="48" w:type="dxa"/>
-                    <w:left w:w="100" w:type="dxa"/>
-                    <w:right w:w="100" w:type="dxa"/>
-                  </w:tcMar>
-                </w:tcPr>
-                <w:p>
-                  <w:pPr>
-                    <w:spacing w:before="0" w:after="0"/>
-                    <w:jc w:val="right"/>
-                  </w:pPr>
-                  <w:r>
-                    <w:rPr>
-                      <w:b/>
-                      <w:color w:val="1E3A6E"/>
-                      <w:sz w:val="18"/>
-                    </w:rPr>
-                    <w:t>215 / 225 / 245</w:t>
-                  </w:r>
-                </w:p>
-              </w:tc>
-            </w:tr>
-            <w:tr>
-              <w:tc>
-                <w:tcPr>
-                  <w:tcW w:type="dxa" w:w="5121"/>
-                  <w:shd w:val="clear" w:color="auto" w:fill="FDF0F0"/>
-                  <w:tcMar>
-                    <w:top w:w="48" w:type="dxa"/>
-                    <w:bottom w:w="48" w:type="dxa"/>
-                    <w:left w:w="100" w:type="dxa"/>
-                    <w:right w:w="100" w:type="dxa"/>
-                  </w:tcMar>
-                </w:tcPr>
-                <w:p>
-                  <w:pPr>
-                    <w:spacing w:before="0" w:after="0"/>
-                    <w:jc w:val="left"/>
-                  </w:pPr>
-                  <w:r>
-                    <w:rPr>
-                      <w:b w:val="0"/>
-                      <w:color w:val="1A1A2E"/>
-                      <w:sz w:val="18"/>
-                    </w:rPr>
-                    <w:t>Bicentenario</w:t>
-                  </w:r>
-                </w:p>
-              </w:tc>
-              <w:tc>
-                <w:tcPr>
-                  <w:tcW w:type="dxa" w:w="5121"/>
-                  <w:shd w:val="clear" w:color="auto" w:fill="FDF0F0"/>
-                  <w:tcMar>
-                    <w:top w:w="48" w:type="dxa"/>
-                    <w:bottom w:w="48" w:type="dxa"/>
-                    <w:left w:w="100" w:type="dxa"/>
-                    <w:right w:w="100" w:type="dxa"/>
-                  </w:tcMar>
-                </w:tcPr>
-                <w:p>
-                  <w:pPr>
-                    <w:spacing w:before="0" w:after="0"/>
-                    <w:jc w:val="right"/>
-                  </w:pPr>
-                  <w:r>
-                    <w:rPr>
-                      <w:b/>
-                      <w:color w:val="1E3A6E"/>
-                      <w:sz w:val="18"/>
-                    </w:rPr>
-                    <w:t>Oficial Secundaria</w:t>
-                  </w:r>
-                </w:p>
-              </w:tc>
-              <w:tc>
-                <w:tcPr>
-                  <w:tcW w:type="dxa" w:w="5121"/>
-                  <w:shd w:val="clear" w:color="auto" w:fill="FDF0F0"/>
-                  <w:tcMar>
-                    <w:top w:w="48" w:type="dxa"/>
-                    <w:bottom w:w="48" w:type="dxa"/>
-                    <w:left w:w="100" w:type="dxa"/>
-                    <w:right w:w="100" w:type="dxa"/>
-                  </w:tcMar>
-                </w:tcPr>
-                <w:p>
-                  <w:pPr>
-                    <w:spacing w:before="0" w:after="0"/>
-                    <w:jc w:val="right"/>
-                  </w:pPr>
-                  <w:r>
-                    <w:rPr>
-                      <w:b/>
-                      <w:color w:val="1E3A6E"/>
-                      <w:sz w:val="18"/>
-                    </w:rPr>
-                    <w:t>$265</w:t>
-                  </w:r>
-                </w:p>
-              </w:tc>
-            </w:tr>
-            <w:tr>
-              <w:tc>
-                <w:tcPr>
-                  <w:tcW w:type="dxa" w:w="5121"/>
-                  <w:shd w:val="clear" w:color="auto" w:fill="FFFFFF"/>
-                  <w:tcMar>
-                    <w:top w:w="48" w:type="dxa"/>
-                    <w:bottom w:w="48" w:type="dxa"/>
-                    <w:left w:w="100" w:type="dxa"/>
-                    <w:right w:w="100" w:type="dxa"/>
-                  </w:tcMar>
-                </w:tcPr>
-                <w:p>
-                  <w:pPr>
-                    <w:spacing w:before="0" w:after="0"/>
-                    <w:jc w:val="left"/>
-                  </w:pPr>
-                  <w:r>
-                    <w:rPr>
-                      <w:b w:val="0"/>
-                      <w:color w:val="1A1A2E"/>
-                      <w:sz w:val="18"/>
-                    </w:rPr>
-                    <w:t>CBTIS 148</w:t>
-                  </w:r>
-                </w:p>
-              </w:tc>
-              <w:tc>
-                <w:tcPr>
-                  <w:tcW w:type="dxa" w:w="5121"/>
-                  <w:shd w:val="clear" w:color="auto" w:fill="FFFFFF"/>
-                  <w:tcMar>
-                    <w:top w:w="48" w:type="dxa"/>
-                    <w:bottom w:w="48" w:type="dxa"/>
-                    <w:left w:w="100" w:type="dxa"/>
-                    <w:right w:w="100" w:type="dxa"/>
-                  </w:tcMar>
-                </w:tcPr>
-                <w:p>
-                  <w:pPr>
-                    <w:spacing w:before="0" w:after="0"/>
-                    <w:jc w:val="right"/>
-                  </w:pPr>
-                  <w:r>
-                    <w:rPr>
-                      <w:b/>
-                      <w:color w:val="1E3A6E"/>
-                      <w:sz w:val="18"/>
-                    </w:rPr>
-                    <w:t>Oficial Bachillerato</w:t>
-                  </w:r>
-                </w:p>
-              </w:tc>
-              <w:tc>
-                <w:tcPr>
-                  <w:tcW w:type="dxa" w:w="5121"/>
-                  <w:shd w:val="clear" w:color="auto" w:fill="FFFFFF"/>
-                  <w:tcMar>
-                    <w:top w:w="48" w:type="dxa"/>
-                    <w:bottom w:w="48" w:type="dxa"/>
-                    <w:left w:w="100" w:type="dxa"/>
-                    <w:right w:w="100" w:type="dxa"/>
-                  </w:tcMar>
-                </w:tcPr>
-                <w:p>
-                  <w:pPr>
-                    <w:spacing w:before="0" w:after="0"/>
-                    <w:jc w:val="right"/>
-                  </w:pPr>
-                  <w:r>
-                    <w:rPr>
-                      <w:b/>
-                      <w:color w:val="1E3A6E"/>
-                      <w:sz w:val="18"/>
-                    </w:rPr>
-                    <w:t>$265</w:t>
-                  </w:r>
-                </w:p>
-              </w:tc>
-            </w:tr>
-            <w:tr>
-              <w:tc>
-                <w:tcPr>
-                  <w:tcW w:type="dxa" w:w="5121"/>
-                  <w:shd w:val="clear" w:color="auto" w:fill="FDF0F0"/>
-                  <w:tcMar>
-                    <w:top w:w="48" w:type="dxa"/>
-                    <w:bottom w:w="48" w:type="dxa"/>
-                    <w:left w:w="100" w:type="dxa"/>
-                    <w:right w:w="100" w:type="dxa"/>
-                  </w:tcMar>
-                </w:tcPr>
-                <w:p>
-                  <w:pPr>
-                    <w:spacing w:before="0" w:after="0"/>
-                    <w:jc w:val="left"/>
-                  </w:pPr>
-                  <w:r>
-                    <w:rPr>
-                      <w:b w:val="0"/>
-                      <w:color w:val="1A1A2E"/>
-                      <w:sz w:val="18"/>
-                    </w:rPr>
-                    <w:t>Conalep</w:t>
-                  </w:r>
-                </w:p>
-              </w:tc>
-              <w:tc>
-                <w:tcPr>
-                  <w:tcW w:type="dxa" w:w="5121"/>
-                  <w:shd w:val="clear" w:color="auto" w:fill="FDF0F0"/>
-                  <w:tcMar>
-                    <w:top w:w="48" w:type="dxa"/>
-                    <w:bottom w:w="48" w:type="dxa"/>
-                    <w:left w:w="100" w:type="dxa"/>
-                    <w:right w:w="100" w:type="dxa"/>
-                  </w:tcMar>
-                </w:tcPr>
-                <w:p>
-                  <w:pPr>
-                    <w:spacing w:before="0" w:after="0"/>
-                    <w:jc w:val="right"/>
-                  </w:pPr>
-                  <w:r>
-                    <w:rPr>
-                      <w:b/>
-                      <w:color w:val="1E3A6E"/>
-                      <w:sz w:val="18"/>
-                    </w:rPr>
-                    <w:t>Oficial Escolar</w:t>
-                  </w:r>
-                </w:p>
-              </w:tc>
-              <w:tc>
-                <w:tcPr>
-                  <w:tcW w:type="dxa" w:w="5121"/>
-                  <w:shd w:val="clear" w:color="auto" w:fill="FDF0F0"/>
-                  <w:tcMar>
-                    <w:top w:w="48" w:type="dxa"/>
-                    <w:bottom w:w="48" w:type="dxa"/>
-                    <w:left w:w="100" w:type="dxa"/>
-                    <w:right w:w="100" w:type="dxa"/>
-                  </w:tcMar>
-                </w:tcPr>
-                <w:p>
-                  <w:pPr>
-                    <w:spacing w:before="0" w:after="0"/>
-                    <w:jc w:val="right"/>
-                  </w:pPr>
-                  <w:r>
-                    <w:rPr>
-                      <w:b/>
-                      <w:color w:val="1E3A6E"/>
-                      <w:sz w:val="18"/>
-                    </w:rPr>
-                    <w:t>$265</w:t>
-                  </w:r>
-                </w:p>
-              </w:tc>
-            </w:tr>
-          </w:tbl>
-          <w:p/>
-          <w:p>
-            <w:pPr>
-              <w:spacing w:before="0" w:after="80"/>
-            </w:pPr>
-          </w:p>
-        </w:tc>
-      </w:tr>
-    </w:tbl>
-    <w:p>
-      <w:pPr>
-        <w:spacing w:before="0" w:after="120"/>
-      </w:pPr>
-    </w:p>
-    <w:p>
-      <w:pPr>
-        <w:spacing w:before="0" w:after="40"/>
-      </w:pPr>
-      <w:r>
-        <w:rPr>
-          <w:i/>
-          <w:color w:val="666666"/>
-          <w:sz w:val="17"/>
-        </w:rPr>
-        <w:t xml:space="preserve">  Si aparece Camisa Manga Larga Blanca a $265 sin nivel, conservar precio.</w:t>
-      </w:r>
     </w:p>
     <w:sectPr>
       <w:pgSz w:w="16838" w:h="11906" w:orient="landscape"/>
